--- a/docs/vCenter跨站搬移工具-使用手冊與實測報告.docx
+++ b/docs/vCenter跨站搬移工具-使用手冊與實測報告.docx
@@ -116,25 +116,534 @@
         <w:t xml:space="preserve">目錄</w:t>
       </w:r>
     </w:p>
-    <w:sdt>
-      <w:sdtPr>
-        <w:alias w:val="目錄"/>
-      </w:sdtPr>
-      <w:sdtContent>
-        <w:p>
-          <w:r>
-            <w:fldChar w:fldCharType="begin" w:dirty="true"/>
-            <w:instrText xml:space="preserve">TOC \h \o "1-2"</w:instrText>
-            <w:fldChar w:fldCharType="separate"/>
-          </w:r>
-        </w:p>
-        <w:p>
-          <w:r>
-            <w:fldChar w:fldCharType="end"/>
-          </w:r>
-        </w:p>
-      </w:sdtContent>
-    </w:sdt>
+    <w:p>
+      <w:pPr>
+        <w:spacing w:after="80" w:before="120"/>
+        <w:ind w:left="0"/>
+      </w:pPr>
+      <w:r>
+        <w:rPr>
+          <w:rFonts w:ascii="Microsoft JhengHei" w:cs="Microsoft JhengHei" w:eastAsia="Microsoft JhengHei" w:hAnsi="Microsoft JhengHei"/>
+          <w:b/>
+          <w:bCs/>
+          <w:sz w:val="21"/>
+          <w:szCs w:val="21"/>
+        </w:rPr>
+        <w:t xml:space="preserve">1. 概述</w:t>
+      </w:r>
+    </w:p>
+    <w:p>
+      <w:pPr>
+        <w:spacing w:after="40" w:before="0"/>
+        <w:ind w:left="480"/>
+      </w:pPr>
+      <w:r>
+        <w:rPr>
+          <w:rFonts w:ascii="Microsoft JhengHei" w:cs="Microsoft JhengHei" w:eastAsia="Microsoft JhengHei" w:hAnsi="Microsoft JhengHei"/>
+          <w:b w:val="false"/>
+          <w:bCs w:val="false"/>
+          <w:sz w:val="19"/>
+          <w:szCs w:val="19"/>
+        </w:rPr>
+        <w:t xml:space="preserve">1.1 腳本一覽</w:t>
+      </w:r>
+    </w:p>
+    <w:p>
+      <w:pPr>
+        <w:spacing w:after="80" w:before="120"/>
+        <w:ind w:left="0"/>
+      </w:pPr>
+      <w:r>
+        <w:rPr>
+          <w:rFonts w:ascii="Microsoft JhengHei" w:cs="Microsoft JhengHei" w:eastAsia="Microsoft JhengHei" w:hAnsi="Microsoft JhengHei"/>
+          <w:b/>
+          <w:bCs/>
+          <w:sz w:val="21"/>
+          <w:szCs w:val="21"/>
+        </w:rPr>
+        <w:t xml:space="preserve">2. 前置需求</w:t>
+      </w:r>
+    </w:p>
+    <w:p>
+      <w:pPr>
+        <w:spacing w:after="80" w:before="120"/>
+        <w:ind w:left="0"/>
+      </w:pPr>
+      <w:r>
+        <w:rPr>
+          <w:rFonts w:ascii="Microsoft JhengHei" w:cs="Microsoft JhengHei" w:eastAsia="Microsoft JhengHei" w:hAnsi="Microsoft JhengHei"/>
+          <w:b/>
+          <w:bCs/>
+          <w:sz w:val="21"/>
+          <w:szCs w:val="21"/>
+        </w:rPr>
+        <w:t xml:space="preserve">3. 流程總覽：五個動作</w:t>
+      </w:r>
+    </w:p>
+    <w:p>
+      <w:pPr>
+        <w:spacing w:after="40" w:before="0"/>
+        <w:ind w:left="480"/>
+      </w:pPr>
+      <w:r>
+        <w:rPr>
+          <w:rFonts w:ascii="Microsoft JhengHei" w:cs="Microsoft JhengHei" w:eastAsia="Microsoft JhengHei" w:hAnsi="Microsoft JhengHei"/>
+          <w:b w:val="false"/>
+          <w:bCs w:val="false"/>
+          <w:sz w:val="19"/>
+          <w:szCs w:val="19"/>
+        </w:rPr>
+        <w:t xml:space="preserve">3.1 為什麼是這個順序</w:t>
+      </w:r>
+    </w:p>
+    <w:p>
+      <w:pPr>
+        <w:spacing w:after="40" w:before="0"/>
+        <w:ind w:left="480"/>
+      </w:pPr>
+      <w:r>
+        <w:rPr>
+          <w:rFonts w:ascii="Microsoft JhengHei" w:cs="Microsoft JhengHei" w:eastAsia="Microsoft JhengHei" w:hAnsi="Microsoft JhengHei"/>
+          <w:b w:val="false"/>
+          <w:bCs w:val="false"/>
+          <w:sz w:val="19"/>
+          <w:szCs w:val="19"/>
+        </w:rPr>
+        <w:t xml:space="preserve">3.2 完整指令（把 &lt;…&gt; 換成你的）</w:t>
+      </w:r>
+    </w:p>
+    <w:p>
+      <w:pPr>
+        <w:spacing w:after="80" w:before="120"/>
+        <w:ind w:left="0"/>
+      </w:pPr>
+      <w:r>
+        <w:rPr>
+          <w:rFonts w:ascii="Microsoft JhengHei" w:cs="Microsoft JhengHei" w:eastAsia="Microsoft JhengHei" w:hAnsi="Microsoft JhengHei"/>
+          <w:b/>
+          <w:bCs/>
+          <w:sz w:val="21"/>
+          <w:szCs w:val="21"/>
+        </w:rPr>
+        <w:t xml:space="preserve">4. 各動作詳解</w:t>
+      </w:r>
+    </w:p>
+    <w:p>
+      <w:pPr>
+        <w:spacing w:after="40" w:before="0"/>
+        <w:ind w:left="480"/>
+      </w:pPr>
+      <w:r>
+        <w:rPr>
+          <w:rFonts w:ascii="Microsoft JhengHei" w:cs="Microsoft JhengHei" w:eastAsia="Microsoft JhengHei" w:hAnsi="Microsoft JhengHei"/>
+          <w:b w:val="false"/>
+          <w:bCs w:val="false"/>
+          <w:sz w:val="19"/>
+          <w:szCs w:val="19"/>
+        </w:rPr>
+        <w:t xml:space="preserve">4.0 動 0：Export-VcMeta.ps1（舊 vC）</w:t>
+      </w:r>
+    </w:p>
+    <w:p>
+      <w:pPr>
+        <w:spacing w:after="40" w:before="0"/>
+        <w:ind w:left="480"/>
+      </w:pPr>
+      <w:r>
+        <w:rPr>
+          <w:rFonts w:ascii="Microsoft JhengHei" w:cs="Microsoft JhengHei" w:eastAsia="Microsoft JhengHei" w:hAnsi="Microsoft JhengHei"/>
+          <w:b w:val="false"/>
+          <w:bCs w:val="false"/>
+          <w:sz w:val="19"/>
+          <w:szCs w:val="19"/>
+        </w:rPr>
+        <w:t xml:space="preserve">4.1 動 1：Import-VcMeta.ps1 -Include Folders（新 vC）</w:t>
+      </w:r>
+    </w:p>
+    <w:p>
+      <w:pPr>
+        <w:spacing w:after="40" w:before="0"/>
+        <w:ind w:left="480"/>
+      </w:pPr>
+      <w:r>
+        <w:rPr>
+          <w:rFonts w:ascii="Microsoft JhengHei" w:cs="Microsoft JhengHei" w:eastAsia="Microsoft JhengHei" w:hAnsi="Microsoft JhengHei"/>
+          <w:b w:val="false"/>
+          <w:bCs w:val="false"/>
+          <w:sz w:val="19"/>
+          <w:szCs w:val="19"/>
+        </w:rPr>
+        <w:t xml:space="preserve">4.2 動 2：Import-VcMeta.ps1 -Include CustomAttributes,Tags（新 vC）</w:t>
+      </w:r>
+    </w:p>
+    <w:p>
+      <w:pPr>
+        <w:spacing w:after="40" w:before="0"/>
+        <w:ind w:left="480"/>
+      </w:pPr>
+      <w:r>
+        <w:rPr>
+          <w:rFonts w:ascii="Microsoft JhengHei" w:cs="Microsoft JhengHei" w:eastAsia="Microsoft JhengHei" w:hAnsi="Microsoft JhengHei"/>
+          <w:b w:val="false"/>
+          <w:bCs w:val="false"/>
+          <w:sz w:val="19"/>
+          <w:szCs w:val="19"/>
+        </w:rPr>
+        <w:t xml:space="preserve">4.3 動 3：Unregister-VmFromOldVc.ps1（舊 vC）</w:t>
+      </w:r>
+    </w:p>
+    <w:p>
+      <w:pPr>
+        <w:spacing w:after="40" w:before="0"/>
+        <w:ind w:left="480"/>
+      </w:pPr>
+      <w:r>
+        <w:rPr>
+          <w:rFonts w:ascii="Microsoft JhengHei" w:cs="Microsoft JhengHei" w:eastAsia="Microsoft JhengHei" w:hAnsi="Microsoft JhengHei"/>
+          <w:b w:val="false"/>
+          <w:bCs w:val="false"/>
+          <w:sz w:val="19"/>
+          <w:szCs w:val="19"/>
+        </w:rPr>
+        <w:t xml:space="preserve">4.4 動 4：Register-VmxFromDatastore.ps1（新 vC）</w:t>
+      </w:r>
+    </w:p>
+    <w:p>
+      <w:pPr>
+        <w:spacing w:after="40" w:before="0"/>
+        <w:ind w:left="480"/>
+      </w:pPr>
+      <w:r>
+        <w:rPr>
+          <w:rFonts w:ascii="Microsoft JhengHei" w:cs="Microsoft JhengHei" w:eastAsia="Microsoft JhengHei" w:hAnsi="Microsoft JhengHei"/>
+          <w:b w:val="false"/>
+          <w:bCs w:val="false"/>
+          <w:sz w:val="19"/>
+          <w:szCs w:val="19"/>
+        </w:rPr>
+        <w:t xml:space="preserve">4.5 動 5：Import-VcMeta.ps1 -Include CustomAttributes,Notes,Tags（新 vC）</w:t>
+      </w:r>
+    </w:p>
+    <w:p>
+      <w:pPr>
+        <w:spacing w:after="80" w:before="120"/>
+        <w:ind w:left="0"/>
+      </w:pPr>
+      <w:r>
+        <w:rPr>
+          <w:rFonts w:ascii="Microsoft JhengHei" w:cs="Microsoft JhengHei" w:eastAsia="Microsoft JhengHei" w:hAnsi="Microsoft JhengHei"/>
+          <w:b/>
+          <w:bCs/>
+          <w:sz w:val="21"/>
+          <w:szCs w:val="21"/>
+        </w:rPr>
+        <w:t xml:space="preserve">5. 其他情境</w:t>
+      </w:r>
+    </w:p>
+    <w:p>
+      <w:pPr>
+        <w:spacing w:after="40" w:before="0"/>
+        <w:ind w:left="480"/>
+      </w:pPr>
+      <w:r>
+        <w:rPr>
+          <w:rFonts w:ascii="Microsoft JhengHei" w:cs="Microsoft JhengHei" w:eastAsia="Microsoft JhengHei" w:hAnsi="Microsoft JhengHei"/>
+          <w:b w:val="false"/>
+          <w:bCs w:val="false"/>
+          <w:sz w:val="19"/>
+          <w:szCs w:val="19"/>
+        </w:rPr>
+        <w:t xml:space="preserve">5.1 只搬一個資料夾（by folder）</w:t>
+      </w:r>
+    </w:p>
+    <w:p>
+      <w:pPr>
+        <w:spacing w:after="40" w:before="0"/>
+        <w:ind w:left="480"/>
+      </w:pPr>
+      <w:r>
+        <w:rPr>
+          <w:rFonts w:ascii="Microsoft JhengHei" w:cs="Microsoft JhengHei" w:eastAsia="Microsoft JhengHei" w:hAnsi="Microsoft JhengHei"/>
+          <w:b w:val="false"/>
+          <w:bCs w:val="false"/>
+          <w:sz w:val="19"/>
+          <w:szCs w:val="19"/>
+        </w:rPr>
+        <w:t xml:space="preserve">5.2 VM 已經在新 vC，只補中繼資料</w:t>
+      </w:r>
+    </w:p>
+    <w:p>
+      <w:pPr>
+        <w:spacing w:after="40" w:before="0"/>
+        <w:ind w:left="480"/>
+      </w:pPr>
+      <w:r>
+        <w:rPr>
+          <w:rFonts w:ascii="Microsoft JhengHei" w:cs="Microsoft JhengHei" w:eastAsia="Microsoft JhengHei" w:hAnsi="Microsoft JhengHei"/>
+          <w:b w:val="false"/>
+          <w:bCs w:val="false"/>
+          <w:sz w:val="19"/>
+          <w:szCs w:val="19"/>
+        </w:rPr>
+        <w:t xml:space="preserve">5.3 人工編修 CSV</w:t>
+      </w:r>
+    </w:p>
+    <w:p>
+      <w:pPr>
+        <w:spacing w:after="80" w:before="120"/>
+        <w:ind w:left="0"/>
+      </w:pPr>
+      <w:r>
+        <w:rPr>
+          <w:rFonts w:ascii="Microsoft JhengHei" w:cs="Microsoft JhengHei" w:eastAsia="Microsoft JhengHei" w:hAnsi="Microsoft JhengHei"/>
+          <w:b/>
+          <w:bCs/>
+          <w:sz w:val="21"/>
+          <w:szCs w:val="21"/>
+        </w:rPr>
+        <w:t xml:space="preserve">6. 比對規則、報告與限制</w:t>
+      </w:r>
+    </w:p>
+    <w:p>
+      <w:pPr>
+        <w:spacing w:after="40" w:before="0"/>
+        <w:ind w:left="480"/>
+      </w:pPr>
+      <w:r>
+        <w:rPr>
+          <w:rFonts w:ascii="Microsoft JhengHei" w:cs="Microsoft JhengHei" w:eastAsia="Microsoft JhengHei" w:hAnsi="Microsoft JhengHei"/>
+          <w:b w:val="false"/>
+          <w:bCs w:val="false"/>
+          <w:sz w:val="19"/>
+          <w:szCs w:val="19"/>
+        </w:rPr>
+        <w:t xml:space="preserve">6.1 比對規則</w:t>
+      </w:r>
+    </w:p>
+    <w:p>
+      <w:pPr>
+        <w:spacing w:after="40" w:before="0"/>
+        <w:ind w:left="480"/>
+      </w:pPr>
+      <w:r>
+        <w:rPr>
+          <w:rFonts w:ascii="Microsoft JhengHei" w:cs="Microsoft JhengHei" w:eastAsia="Microsoft JhengHei" w:hAnsi="Microsoft JhengHei"/>
+          <w:b w:val="false"/>
+          <w:bCs w:val="false"/>
+          <w:sz w:val="19"/>
+          <w:szCs w:val="19"/>
+        </w:rPr>
+        <w:t xml:space="preserve">6.2 報告動作字典</w:t>
+      </w:r>
+    </w:p>
+    <w:p>
+      <w:pPr>
+        <w:spacing w:after="40" w:before="0"/>
+        <w:ind w:left="480"/>
+      </w:pPr>
+      <w:r>
+        <w:rPr>
+          <w:rFonts w:ascii="Microsoft JhengHei" w:cs="Microsoft JhengHei" w:eastAsia="Microsoft JhengHei" w:hAnsi="Microsoft JhengHei"/>
+          <w:b w:val="false"/>
+          <w:bCs w:val="false"/>
+          <w:sz w:val="19"/>
+          <w:szCs w:val="19"/>
+        </w:rPr>
+        <w:t xml:space="preserve">6.3 已知限制</w:t>
+      </w:r>
+    </w:p>
+    <w:p>
+      <w:pPr>
+        <w:spacing w:after="80" w:before="120"/>
+        <w:ind w:left="0"/>
+      </w:pPr>
+      <w:r>
+        <w:rPr>
+          <w:rFonts w:ascii="Microsoft JhengHei" w:cs="Microsoft JhengHei" w:eastAsia="Microsoft JhengHei" w:hAnsi="Microsoft JhengHei"/>
+          <w:b/>
+          <w:bCs/>
+          <w:sz w:val="21"/>
+          <w:szCs w:val="21"/>
+        </w:rPr>
+        <w:t xml:space="preserve">7. 實測報告（2026-09-14）</w:t>
+      </w:r>
+    </w:p>
+    <w:p>
+      <w:pPr>
+        <w:spacing w:after="40" w:before="0"/>
+        <w:ind w:left="480"/>
+      </w:pPr>
+      <w:r>
+        <w:rPr>
+          <w:rFonts w:ascii="Microsoft JhengHei" w:cs="Microsoft JhengHei" w:eastAsia="Microsoft JhengHei" w:hAnsi="Microsoft JhengHei"/>
+          <w:b w:val="false"/>
+          <w:bCs w:val="false"/>
+          <w:sz w:val="19"/>
+          <w:szCs w:val="19"/>
+        </w:rPr>
+        <w:t xml:space="preserve">7.1 環境</w:t>
+      </w:r>
+    </w:p>
+    <w:p>
+      <w:pPr>
+        <w:spacing w:after="40" w:before="0"/>
+        <w:ind w:left="480"/>
+      </w:pPr>
+      <w:r>
+        <w:rPr>
+          <w:rFonts w:ascii="Microsoft JhengHei" w:cs="Microsoft JhengHei" w:eastAsia="Microsoft JhengHei" w:hAnsi="Microsoft JhengHei"/>
+          <w:b w:val="false"/>
+          <w:bCs w:val="false"/>
+          <w:sz w:val="19"/>
+          <w:szCs w:val="19"/>
+        </w:rPr>
+        <w:t xml:space="preserve">7.2 動 0：舊 vC 匯出</w:t>
+      </w:r>
+    </w:p>
+    <w:p>
+      <w:pPr>
+        <w:spacing w:after="40" w:before="0"/>
+        <w:ind w:left="480"/>
+      </w:pPr>
+      <w:r>
+        <w:rPr>
+          <w:rFonts w:ascii="Microsoft JhengHei" w:cs="Microsoft JhengHei" w:eastAsia="Microsoft JhengHei" w:hAnsi="Microsoft JhengHei"/>
+          <w:b w:val="false"/>
+          <w:bCs w:val="false"/>
+          <w:sz w:val="19"/>
+          <w:szCs w:val="19"/>
+        </w:rPr>
+        <w:t xml:space="preserve">7.3 動 1：新 vC 建資料夾</w:t>
+      </w:r>
+    </w:p>
+    <w:p>
+      <w:pPr>
+        <w:spacing w:after="40" w:before="0"/>
+        <w:ind w:left="480"/>
+      </w:pPr>
+      <w:r>
+        <w:rPr>
+          <w:rFonts w:ascii="Microsoft JhengHei" w:cs="Microsoft JhengHei" w:eastAsia="Microsoft JhengHei" w:hAnsi="Microsoft JhengHei"/>
+          <w:b w:val="false"/>
+          <w:bCs w:val="false"/>
+          <w:sz w:val="19"/>
+          <w:szCs w:val="19"/>
+        </w:rPr>
+        <w:t xml:space="preserve">7.4 動 2：新 vC 建屬性定義與 tag 分類</w:t>
+      </w:r>
+    </w:p>
+    <w:p>
+      <w:pPr>
+        <w:spacing w:after="40" w:before="0"/>
+        <w:ind w:left="480"/>
+      </w:pPr>
+      <w:r>
+        <w:rPr>
+          <w:rFonts w:ascii="Microsoft JhengHei" w:cs="Microsoft JhengHei" w:eastAsia="Microsoft JhengHei" w:hAnsi="Microsoft JhengHei"/>
+          <w:b w:val="false"/>
+          <w:bCs w:val="false"/>
+          <w:sz w:val="19"/>
+          <w:szCs w:val="19"/>
+        </w:rPr>
+        <w:t xml:space="preserve">7.5 動 3：舊 vC unregister</w:t>
+      </w:r>
+    </w:p>
+    <w:p>
+      <w:pPr>
+        <w:spacing w:after="40" w:before="0"/>
+        <w:ind w:left="480"/>
+      </w:pPr>
+      <w:r>
+        <w:rPr>
+          <w:rFonts w:ascii="Microsoft JhengHei" w:cs="Microsoft JhengHei" w:eastAsia="Microsoft JhengHei" w:hAnsi="Microsoft JhengHei"/>
+          <w:b w:val="false"/>
+          <w:bCs w:val="false"/>
+          <w:sz w:val="19"/>
+          <w:szCs w:val="19"/>
+        </w:rPr>
+        <w:t xml:space="preserve">7.6 動 4：新 vC 註冊（含分批對帳）</w:t>
+      </w:r>
+    </w:p>
+    <w:p>
+      <w:pPr>
+        <w:spacing w:after="40" w:before="0"/>
+        <w:ind w:left="480"/>
+      </w:pPr>
+      <w:r>
+        <w:rPr>
+          <w:rFonts w:ascii="Microsoft JhengHei" w:cs="Microsoft JhengHei" w:eastAsia="Microsoft JhengHei" w:hAnsi="Microsoft JhengHei"/>
+          <w:b w:val="false"/>
+          <w:bCs w:val="false"/>
+          <w:sz w:val="19"/>
+          <w:szCs w:val="19"/>
+        </w:rPr>
+        <w:t xml:space="preserve">7.7 動 5：新 vC 補屬性值 / Notes / tag</w:t>
+      </w:r>
+    </w:p>
+    <w:p>
+      <w:pPr>
+        <w:spacing w:after="40" w:before="0"/>
+        <w:ind w:left="480"/>
+      </w:pPr>
+      <w:r>
+        <w:rPr>
+          <w:rFonts w:ascii="Microsoft JhengHei" w:cs="Microsoft JhengHei" w:eastAsia="Microsoft JhengHei" w:hAnsi="Microsoft JhengHei"/>
+          <w:b w:val="false"/>
+          <w:bCs w:val="false"/>
+          <w:sz w:val="19"/>
+          <w:szCs w:val="19"/>
+        </w:rPr>
+        <w:t xml:space="preserve">7.8 核對結果</w:t>
+      </w:r>
+    </w:p>
+    <w:p>
+      <w:pPr>
+        <w:spacing w:after="40" w:before="0"/>
+        <w:ind w:left="480"/>
+      </w:pPr>
+      <w:r>
+        <w:rPr>
+          <w:rFonts w:ascii="Microsoft JhengHei" w:cs="Microsoft JhengHei" w:eastAsia="Microsoft JhengHei" w:hAnsi="Microsoft JhengHei"/>
+          <w:b w:val="false"/>
+          <w:bCs w:val="false"/>
+          <w:sz w:val="19"/>
+          <w:szCs w:val="19"/>
+        </w:rPr>
+        <w:t xml:space="preserve">7.9 冪等性與分批</w:t>
+      </w:r>
+    </w:p>
+    <w:p>
+      <w:pPr>
+        <w:spacing w:after="40" w:before="0"/>
+        <w:ind w:left="480"/>
+      </w:pPr>
+      <w:r>
+        <w:rPr>
+          <w:rFonts w:ascii="Microsoft JhengHei" w:cs="Microsoft JhengHei" w:eastAsia="Microsoft JhengHei" w:hAnsi="Microsoft JhengHei"/>
+          <w:b w:val="false"/>
+          <w:bCs w:val="false"/>
+          <w:sz w:val="19"/>
+          <w:szCs w:val="19"/>
+        </w:rPr>
+        <w:t xml:space="preserve">7.10 自我測試</w:t>
+      </w:r>
+    </w:p>
+    <w:p>
+      <w:pPr>
+        <w:spacing w:after="80" w:before="120"/>
+        <w:ind w:left="0"/>
+      </w:pPr>
+      <w:r>
+        <w:rPr>
+          <w:rFonts w:ascii="Microsoft JhengHei" w:cs="Microsoft JhengHei" w:eastAsia="Microsoft JhengHei" w:hAnsi="Microsoft JhengHei"/>
+          <w:b/>
+          <w:bCs/>
+          <w:sz w:val="21"/>
+          <w:szCs w:val="21"/>
+        </w:rPr>
+        <w:t xml:space="preserve">8. 附錄：實作過程抓到的坑</w:t>
+      </w:r>
+    </w:p>
     <w:p>
       <w:r>
         <w:br w:type="page"/>

--- a/docs/vCenter跨站搬移工具-使用手冊與實測報告.docx
+++ b/docs/vCenter跨站搬移工具-使用手冊與實測報告.docx
@@ -3584,7 +3584,7 @@
                 <w:sz w:val="19"/>
                 <w:szCs w:val="19"/>
               </w:rPr>
-              <w:t xml:space="preserve">每台 VM / 範本在哪個資料夾；含 InstanceUuid、BiosUuid、IsTemplate、InVApp、VmPathName、PowerState</w:t>
+              <w:t xml:space="preserve">每台 VM / 範本在哪個資料夾；含 InstanceUuid、BiosUuid、IsTemplate、InVApp、VmPathName、PowerState、VMHost、Cluster</w:t>
             </w:r>
           </w:p>
         </w:tc>
@@ -4734,7 +4734,7 @@
           <w:sz w:val="20"/>
           <w:szCs w:val="20"/>
         </w:rPr>
-        <w:t xml:space="preserve">同名多台跳過（SkippedAmbiguous）；不接受「全部」，一定要給 -Datastore / -Folder / -VM 其中一個。</w:t>
+        <w:t xml:space="preserve">同名多台跳過（SkippedAmbiguous）；不接受「全部」，一定要給 -Datastore / -Cluster / -VMHost / -Folder / -VM 其中一個。</w:t>
       </w:r>
     </w:p>
     <w:p>

--- a/docs/vCenter跨站搬移工具-使用手冊與實測報告.docx
+++ b/docs/vCenter跨站搬移工具-使用手冊與實測報告.docx
@@ -561,7 +561,7 @@
           <w:sz w:val="19"/>
           <w:szCs w:val="19"/>
         </w:rPr>
-        <w:t xml:space="preserve">7.6 動 4：新 vC 註冊（含分批對帳）</w:t>
+        <w:t xml:space="preserve">7.6 動 4：新 vC 依新 CSV 註冊</w:t>
       </w:r>
     </w:p>
     <w:p>
@@ -1188,7 +1188,7 @@
                 <w:sz w:val="19"/>
                 <w:szCs w:val="19"/>
               </w:rPr>
-              <w:t xml:space="preserve">動 4：掃 datastore 把 vmx / vmtx 註冊回來、放進資料夾、對帳</w:t>
+              <w:t xml:space="preserve">動 4：依動 3 產生的 unregistered.csv 逐台註冊回來、直接放進原資料夾、對帳（也可掃整顆 datastore）</w:t>
             </w:r>
           </w:p>
         </w:tc>
@@ -2292,7 +2292,7 @@
                 <w:sz w:val="19"/>
                 <w:szCs w:val="19"/>
               </w:rPr>
-              <w:t xml:space="preserve">VM 移出舊 vC，寫 export-A\unregistered.csv</w:t>
+              <w:t xml:space="preserve">VM 移出舊 vC，產生新 CSV export-A\unregistered.csv（誰 / vmx / 原資料夾）</w:t>
             </w:r>
           </w:p>
         </w:tc>
@@ -2464,7 +2464,7 @@
                 <w:sz w:val="19"/>
                 <w:szCs w:val="19"/>
               </w:rPr>
-              <w:t xml:space="preserve">Register-VmxFromDatastore -PlacementCsv</w:t>
+              <w:t xml:space="preserve">Register-VmxFromDatastore -UnregisteredCsv</w:t>
             </w:r>
           </w:p>
         </w:tc>
@@ -2488,7 +2488,7 @@
                 <w:sz w:val="19"/>
                 <w:szCs w:val="19"/>
               </w:rPr>
-              <w:t xml:space="preserve">只註冊、放進動 1 的資料夾；結尾對帳：unregistered.csv 裡誰還沒過來</w:t>
+              <w:t xml:space="preserve">依新 CSV 逐台註冊、直接放進原資料夾；結尾對帳：誰還沒過來</w:t>
             </w:r>
           </w:p>
         </w:tc>
@@ -2714,7 +2714,7 @@
           <w:sz w:val="20"/>
           <w:szCs w:val="20"/>
         </w:rPr>
-        <w:t xml:space="preserve">動 4 可以分批。</w:t>
+        <w:t xml:space="preserve">動 4 的輸入是動 3 產生的新 CSV。</w:t>
       </w:r>
       <w:r>
         <w:rPr>
@@ -2722,7 +2722,7 @@
           <w:sz w:val="20"/>
           <w:szCs w:val="20"/>
         </w:rPr>
-        <w:t xml:space="preserve">每次結尾都拿 unregistered.csv 對帳，直接列出還沒過來的 VM。</w:t>
+        <w:t xml:space="preserve">unregistered.csv 精確記錄拔掉的那批（vmx 路徑 / 名稱 / 原資料夾），註冊就照它做、不去猜；可以先用 Excel 改再跑。可以分批，每次結尾都對帳。</w:t>
       </w:r>
     </w:p>
     <w:p>
@@ -2914,7 +2914,7 @@
           <w:sz w:val="17"/>
           <w:szCs w:val="17"/>
         </w:rPr>
-        <w:t xml:space="preserve">pwsh -Command "&amp; .\Unregister-VmFromOldVc.ps1 -Server &lt;舊vC&gt; -Password '&lt;pw&gt;' -MetaDir .\export-A -Datastore ds01"</w:t>
+        <w:t xml:space="preserve">pwsh -Command "&amp; .\Unregister-VmFromOldVc.ps1 -Server &lt;舊vC&gt; -Password '&lt;pw&gt;' -MetaDir .\export-A -Cluster cl01 -Datastore ds01"</w:t>
       </w:r>
     </w:p>
     <w:p>
@@ -2962,7 +2962,7 @@
           <w:sz w:val="17"/>
           <w:szCs w:val="17"/>
         </w:rPr>
-        <w:t xml:space="preserve">pwsh -Command "&amp; .\Register-VmxFromDatastore.ps1 -Server &lt;新vC&gt; -User administrator@vsphere.local -Password '&lt;pw&gt;' -Datastore ds01 -Cluster cl01 -PlacementCsv .\export-A\vm-placement.csv"</w:t>
+        <w:t xml:space="preserve">pwsh -Command "&amp; .\Register-VmxFromDatastore.ps1 -Server &lt;新vC&gt; -User administrator@vsphere.local -Password '&lt;pw&gt;' -Cluster cl01 -UnregisteredCsv .\export-A\unregistered.csv"</w:t>
       </w:r>
     </w:p>
     <w:p>
@@ -4797,7 +4797,7 @@
           <w:sz w:val="20"/>
           <w:szCs w:val="20"/>
         </w:rPr>
-        <w:t xml:space="preserve">掃指定 datastore 的 .vmx / .vmtx，把還沒在 inventory 裡的註冊回來；.vmtx 註冊成範本；只註冊、不開機。已註冊的依「[datastore] 路徑」比對一律跳過，重跑安全。</w:t>
+        <w:t xml:space="preserve">主線用 -UnregisteredCsv：依動 3 產生的 unregistered.csv 逐台註冊，vmx 路徑、名稱、是否範本、原資料夾都從 CSV 來，註冊時直接放進原資料夾（資料夾由動 1 建好，缺的會自動建）。只註冊、不開機；.vmtx 註冊成範本；已註冊的依「[datastore] 路徑」比對一律跳過，重跑安全。</w:t>
       </w:r>
     </w:p>
     <w:tbl>
@@ -4898,7 +4898,7 @@
                 <w:sz w:val="19"/>
                 <w:szCs w:val="19"/>
               </w:rPr>
-              <w:t xml:space="preserve">-Datastore</w:t>
+              <w:t xml:space="preserve">-UnregisteredCsv</w:t>
             </w:r>
           </w:p>
         </w:tc>
@@ -4922,7 +4922,7 @@
                 <w:sz w:val="19"/>
                 <w:szCs w:val="19"/>
               </w:rPr>
-              <w:t xml:space="preserve">可多個</w:t>
+              <w:t xml:space="preserve">動 3 產生的 export-A\unregistered.csv（主線）。可先用 Excel 改 FolderPath 等欄位再跑</w:t>
             </w:r>
           </w:p>
         </w:tc>
@@ -5048,7 +5048,7 @@
                 <w:sz w:val="19"/>
                 <w:szCs w:val="19"/>
               </w:rPr>
-              <w:t xml:space="preserve">-PlacementCsv</w:t>
+              <w:t xml:space="preserve">-Datastore ds01 -PlacementCsv ...</w:t>
             </w:r>
           </w:p>
         </w:tc>
@@ -5072,7 +5072,7 @@
                 <w:sz w:val="19"/>
                 <w:szCs w:val="19"/>
               </w:rPr>
-              <w:t xml:space="preserve">動 0 的 vm-placement.csv：註冊完依 VMName 放進原資料夾（資料夾要先由動 1 建好；沒有時加 -CreateFolders 自動建）</w:t>
+              <w:t xml:space="preserve">另一種模式：掃整顆 datastore 的 .vmx / .vmtx，依 vm-placement.csv 放資料夾（沒有 CSV、清孤兒時用）</w:t>
             </w:r>
           </w:p>
         </w:tc>
@@ -5198,7 +5198,7 @@
                 <w:sz w:val="19"/>
                 <w:szCs w:val="19"/>
               </w:rPr>
-              <w:t xml:space="preserve">-NameFromFile</w:t>
+              <w:t xml:space="preserve">-MetaDir / -DatacenterMap</w:t>
             </w:r>
           </w:p>
         </w:tc>
@@ -5222,7 +5222,7 @@
                 <w:sz w:val="19"/>
                 <w:szCs w:val="19"/>
               </w:rPr>
-              <w:t xml:space="preserve">用檔名當 VM 名稱；預設抓 vmx 內的 displayName，讀不到才用檔名</w:t>
+              <w:t xml:space="preserve">（可選）把動 5 併進來一次做；主線不用</w:t>
             </w:r>
           </w:p>
         </w:tc>
@@ -5248,7 +5248,7 @@
                 <w:sz w:val="19"/>
                 <w:szCs w:val="19"/>
               </w:rPr>
-              <w:t xml:space="preserve">-MetaDir / -DatacenterMap</w:t>
+              <w:t xml:space="preserve">-DryRun</w:t>
             </w:r>
           </w:p>
         </w:tc>
@@ -5272,57 +5272,7 @@
                 <w:sz w:val="19"/>
                 <w:szCs w:val="19"/>
               </w:rPr>
-              <w:t xml:space="preserve">（可選）把動 5 併進來一次做；主線不用</w:t>
-            </w:r>
-          </w:p>
-        </w:tc>
-      </w:tr>
-      <w:tr>
-        <w:tc>
-          <w:tcPr>
-            <w:tcW w:type="dxa" w:w="2966"/>
-            <w:tcMar>
-              <w:top w:type="dxa" w:w="60"/>
-              <w:left w:type="dxa" w:w="90"/>
-              <w:bottom w:type="dxa" w:w="60"/>
-              <w:right w:type="dxa" w:w="90"/>
-            </w:tcMar>
-          </w:tcPr>
-          <w:p>
-            <w:pPr>
-              <w:spacing w:after="0"/>
-            </w:pPr>
-            <w:r>
-              <w:rPr>
-                <w:rFonts w:ascii="Microsoft JhengHei" w:cs="Microsoft JhengHei" w:eastAsia="Microsoft JhengHei" w:hAnsi="Microsoft JhengHei"/>
-                <w:sz w:val="19"/>
-                <w:szCs w:val="19"/>
-              </w:rPr>
-              <w:t xml:space="preserve">-DryRun</w:t>
-            </w:r>
-          </w:p>
-        </w:tc>
-        <w:tc>
-          <w:tcPr>
-            <w:tcW w:type="dxa" w:w="6672"/>
-            <w:tcMar>
-              <w:top w:type="dxa" w:w="60"/>
-              <w:left w:type="dxa" w:w="90"/>
-              <w:bottom w:type="dxa" w:w="60"/>
-              <w:right w:type="dxa" w:w="90"/>
-            </w:tcMar>
-          </w:tcPr>
-          <w:p>
-            <w:pPr>
-              <w:spacing w:after="0"/>
-            </w:pPr>
-            <w:r>
-              <w:rPr>
-                <w:rFonts w:ascii="Microsoft JhengHei" w:cs="Microsoft JhengHei" w:eastAsia="Microsoft JhengHei" w:hAnsi="Microsoft JhengHei"/>
-                <w:sz w:val="19"/>
-                <w:szCs w:val="19"/>
-              </w:rPr>
-              <w:t xml:space="preserve">只掃描、不註冊</w:t>
+              <w:t xml:space="preserve">只檢查、不註冊</w:t>
             </w:r>
           </w:p>
         </w:tc>
@@ -5353,7 +5303,7 @@
           <w:sz w:val="20"/>
           <w:szCs w:val="20"/>
         </w:rPr>
-        <w:t xml:space="preserve">結尾拿 unregistered.csv（沒有就用 vm-placement.csv 依 datastore 篩）比對新 vC，列出 PendingOnSource——舊 vC 拔掉了、但新 vC 還沒有的。分批跑每次都會報，DryRun 會加註「這次會註冊幾台、跑完剩幾台」。</w:t>
+        <w:t xml:space="preserve">結尾拿 unregistered.csv 比對新 vC，列出 PendingOnSource——舊 vC 拔掉了、但新 vC 還沒有的。分批跑每次都會報，DryRun 會加註「這次會註冊幾台、跑完剩幾台」。</w:t>
       </w:r>
     </w:p>
     <w:p>
@@ -8132,7 +8082,7 @@
           <w:sz w:val="26"/>
           <w:szCs w:val="26"/>
         </w:rPr>
-        <w:t xml:space="preserve">7.6 動 4：新 vC 註冊（含分批對帳）</w:t>
+        <w:t xml:space="preserve">7.6 動 4：新 vC 依新 CSV 註冊</w:t>
       </w:r>
     </w:p>
     <w:p>
@@ -8145,7 +8095,7 @@
           <w:sz w:val="20"/>
           <w:szCs w:val="20"/>
         </w:rPr>
-        <w:t xml:space="preserve">先只註冊 vm01，模擬分批；再 DryRun 看對帳是否正確指出 vm02 還沒過來：</w:t>
+        <w:t xml:space="preserve">另一輪實測（同環境，多加一個範本 zz-real-tpl01）：動 3 用 -Cluster Cluster -Datastore vc-migtest 交集篩出 3 台並產生 unregistered.csv，動 4 直接吃它：</w:t>
       </w:r>
     </w:p>
     <w:p>
@@ -8161,7 +8111,7 @@
           <w:sz w:val="17"/>
           <w:szCs w:val="17"/>
         </w:rPr>
-        <w:t xml:space="preserve">&gt; Register-VmxFromDatastore.ps1 -Server 10.0.1.19 -Datastore vc-migtest -VMHost vcd-esx01.home.lab -PlacementCsv export-A\vm-placement.csv -DryRun</w:t>
+        <w:t xml:space="preserve">&gt; Register-VmxFromDatastore.ps1 -Server 10.0.1.19 -VMHost vcd-esx01.home.lab -UnregisteredCsv export-B\unregistered.csv -DryRun</w:t>
       </w:r>
     </w:p>
     <w:p>
@@ -8177,7 +8127,7 @@
           <w:sz w:val="17"/>
           <w:szCs w:val="17"/>
         </w:rPr>
-        <w:t xml:space="preserve">[*] inventory 目前有 17 台 VM/範本</w:t>
+        <w:t xml:space="preserve">=== 依 unregistered.csv 註冊 3 台 ===</w:t>
       </w:r>
     </w:p>
     <w:p>
@@ -8193,7 +8143,7 @@
           <w:sz w:val="17"/>
           <w:szCs w:val="17"/>
         </w:rPr>
-        <w:t xml:space="preserve">[*] placement 對照 2 筆</w:t>
+        <w:t xml:space="preserve">  datastore vc-migtest → 主機: vcd-esx01.home.lab</w:t>
       </w:r>
     </w:p>
     <w:p>
@@ -8209,7 +8159,7 @@
           <w:sz w:val="17"/>
           <w:szCs w:val="17"/>
         </w:rPr>
-        <w:t xml:space="preserve">=== Datastore: vc-migtest ===</w:t>
+        <w:t xml:space="preserve">  [~] WouldRegister  [vc-migtest] zz-real-tpl01/zz-real-tpl01.vmtx  Template 'zz-real-tpl01' -&gt; host=vcd-esx01.home.lab folder=ZZ-Real/Sub</w:t>
       </w:r>
     </w:p>
     <w:p>
@@ -8225,7 +8175,7 @@
           <w:sz w:val="17"/>
           <w:szCs w:val="17"/>
         </w:rPr>
-        <w:t xml:space="preserve">  主機: vcd-esx01.home.lab</w:t>
+        <w:t xml:space="preserve">  [~] WouldRegister  [vc-migtest] zz-real-vm01/zz-real-vm01.vmx  VM 'zz-real-vm01' -&gt; host=vcd-esx01.home.lab folder=ZZ-Real/Sub</w:t>
       </w:r>
     </w:p>
     <w:p>
@@ -8241,7 +8191,7 @@
           <w:sz w:val="17"/>
           <w:szCs w:val="17"/>
         </w:rPr>
-        <w:t xml:space="preserve">  找到 2 個 vmx/vmtx</w:t>
+        <w:t xml:space="preserve">  [~] WouldRegister  [vc-migtest] zz-real-vm02/zz-real-vm02.vmx  VM 'zz-real-vm02' -&gt; host=vcd-esx01.home.lab folder=ZZ-Real/Sub</w:t>
       </w:r>
     </w:p>
     <w:p>
@@ -8257,55 +8207,7 @@
           <w:sz w:val="17"/>
           <w:szCs w:val="17"/>
         </w:rPr>
-        <w:t xml:space="preserve">  [ ] AlreadyRegistered [vc-migtest] zz-real-vm01/zz-real-vm01.vmx</w:t>
-      </w:r>
-    </w:p>
-    <w:p>
-      <w:pPr>
-        <w:keepNext/>
-        <w:shd w:fill="F3F3F3" w:val="clear"/>
-        <w:spacing w:after="0" w:before="0" w:line="260"/>
-        <w:ind w:left="120" w:right="120"/>
-      </w:pPr>
-      <w:r>
-        <w:rPr>
-          <w:rFonts w:ascii="Consolas" w:cs="Consolas" w:eastAsia="Consolas" w:hAnsi="Consolas"/>
-          <w:sz w:val="17"/>
-          <w:szCs w:val="17"/>
-        </w:rPr>
-        <w:t xml:space="preserve">  [~] WouldRegister  [vc-migtest] zz-real-vm02/zz-real-vm02.vmx  VM 'zz-real-vm02' -&gt; host=vcd-esx01.home.lab folder=ZZ-Real/Sub</w:t>
-      </w:r>
-    </w:p>
-    <w:p>
-      <w:pPr>
-        <w:keepNext/>
-        <w:shd w:fill="F3F3F3" w:val="clear"/>
-        <w:spacing w:after="0" w:before="0" w:line="260"/>
-        <w:ind w:left="120" w:right="120"/>
-      </w:pPr>
-      <w:r>
-        <w:rPr>
-          <w:rFonts w:ascii="Consolas" w:cs="Consolas" w:eastAsia="Consolas" w:hAnsi="Consolas"/>
-          <w:sz w:val="17"/>
-          <w:szCs w:val="17"/>
-        </w:rPr>
         <w:t xml:space="preserve">================ 對帳（unregistered.csv vs 目標端）================</w:t>
-      </w:r>
-    </w:p>
-    <w:p>
-      <w:pPr>
-        <w:keepNext/>
-        <w:shd w:fill="F3F3F3" w:val="clear"/>
-        <w:spacing w:after="0" w:before="0" w:line="260"/>
-        <w:ind w:left="120" w:right="120"/>
-      </w:pPr>
-      <w:r>
-        <w:rPr>
-          <w:rFonts w:ascii="Consolas" w:cs="Consolas" w:eastAsia="Consolas" w:hAnsi="Consolas"/>
-          <w:sz w:val="17"/>
-          <w:szCs w:val="17"/>
-        </w:rPr>
-        <w:t xml:space="preserve">  舊 vC 端位於 vc-migtest 的 VM：2 台；目標端已有 1 台；還沒過來 1 台（這次會註冊 1 台，跑完剩 0 台）</w:t>
       </w:r>
     </w:p>
     <w:p>
@@ -8324,7 +8226,7 @@
           <w:sz w:val="17"/>
           <w:szCs w:val="17"/>
         </w:rPr>
-        <w:t xml:space="preserve">  [ ] PendingOnSource zz-real-vm02  [vc-migtest] zz-real-vm02/zz-real-vm02.vmx</w:t>
+        <w:t xml:space="preserve">  舊 vC 端位於 vc-migtest 的 VM：3 台；目標端已有 0 台；還沒過來 3 台（這次會註冊 3 台，跑完剩 0 台）</w:t>
       </w:r>
     </w:p>
     <w:p>
@@ -8358,7 +8260,7 @@
           <w:sz w:val="17"/>
           <w:szCs w:val="17"/>
         </w:rPr>
-        <w:t xml:space="preserve">&gt; Register-VmxFromDatastore.ps1 ... -PlacementCsv export-A\vm-placement.csv</w:t>
+        <w:t xml:space="preserve">&gt; Register-VmxFromDatastore.ps1 ... -UnregisteredCsv export-B\unregistered.csv</w:t>
       </w:r>
     </w:p>
     <w:p>
@@ -8374,7 +8276,7 @@
           <w:sz w:val="17"/>
           <w:szCs w:val="17"/>
         </w:rPr>
-        <w:t xml:space="preserve">  [ ] AlreadyRegistered [vc-migtest] zz-real-vm01/zz-real-vm01.vmx</w:t>
+        <w:t xml:space="preserve">  [+] Registered     [vc-migtest] zz-real-tpl01/zz-real-tpl01.vmtx  Template 'zz-real-tpl01' on vcd-esx01.home.lab -&gt; ZZ-Real/Sub</w:t>
       </w:r>
     </w:p>
     <w:p>
@@ -8390,7 +8292,7 @@
           <w:sz w:val="17"/>
           <w:szCs w:val="17"/>
         </w:rPr>
-        <w:t xml:space="preserve">  [+] Registered     [vc-migtest] zz-real-vm02/zz-real-vm02.vmx  VM 'zz-real-vm02' on vcd-esx01.home.lab</w:t>
+        <w:t xml:space="preserve">  [+] Registered     [vc-migtest] zz-real-vm01/zz-real-vm01.vmx  VM 'zz-real-vm01' on vcd-esx01.home.lab -&gt; ZZ-Real/Sub</w:t>
       </w:r>
     </w:p>
     <w:p>
@@ -8406,7 +8308,7 @@
           <w:sz w:val="17"/>
           <w:szCs w:val="17"/>
         </w:rPr>
-        <w:t xml:space="preserve">  [ ] Placed         zz-real-vm02  ZZ-Real/Sub</w:t>
+        <w:t xml:space="preserve">  [+] Registered     [vc-migtest] zz-real-vm02/zz-real-vm02.vmx  VM 'zz-real-vm02' on vcd-esx01.home.lab -&gt; ZZ-Real/Sub</w:t>
       </w:r>
     </w:p>
     <w:p>
@@ -8441,13 +8343,26 @@
           <w:sz w:val="17"/>
           <w:szCs w:val="17"/>
         </w:rPr>
-        <w:t xml:space="preserve">  舊 vC 端位於 vc-migtest 的 VM：2 台；目標端已有 2 台；還沒過來 0 台</w:t>
+        <w:t xml:space="preserve">  舊 vC 端位於 vc-migtest 的 VM：3 台；目標端已有 3 台；還沒過來 0 台</w:t>
       </w:r>
     </w:p>
     <w:p>
       <w:pPr>
         <w:spacing w:after="100"/>
       </w:pPr>
+    </w:p>
+    <w:p>
+      <w:pPr>
+        <w:spacing w:after="120"/>
+      </w:pPr>
+      <w:r>
+        <w:rPr>
+          <w:rFonts w:ascii="Microsoft JhengHei" w:cs="Microsoft JhengHei" w:eastAsia="Microsoft JhengHei" w:hAnsi="Microsoft JhengHei"/>
+          <w:sz w:val="20"/>
+          <w:szCs w:val="20"/>
+        </w:rPr>
+        <w:t xml:space="preserve">新 vC 獨立查詢：三個物件都在 ZZ-Real/Sub，範本仍是範本（Type=Template），兩台 VM 動 5 之後屬性與 tag 到位；舊 vC 已無 zz-real-*。</w:t>
+      </w:r>
     </w:p>
     <w:p>
       <w:pPr>

--- a/docs/vCenter跨站搬移工具-使用手冊與實測報告.docx
+++ b/docs/vCenter跨站搬移工具-使用手冊與實測報告.docx
@@ -7145,7 +7145,57 @@
                 <w:sz w:val="19"/>
                 <w:szCs w:val="19"/>
               </w:rPr>
-              <w:t xml:space="preserve">兩台 VM：zz-real-vm01（關機）、zz-real-vm02（開機，用來驗證動 3 的擋下機制）；各有 1 GB vmdk</w:t>
+              <w:t xml:space="preserve">兩台 VM：zz-real-vm01（關機）、zz-real-vm02（開機，用來驗證動 3 的擋下機制）；各有 1 GB vmdk。§7.6 另一輪加一個範本</w:t>
+            </w:r>
+          </w:p>
+        </w:tc>
+      </w:tr>
+      <w:tr>
+        <w:tc>
+          <w:tcPr>
+            <w:tcW w:type="dxa" w:w="1853"/>
+            <w:tcMar>
+              <w:top w:type="dxa" w:w="60"/>
+              <w:left w:type="dxa" w:w="90"/>
+              <w:bottom w:type="dxa" w:w="60"/>
+              <w:right w:type="dxa" w:w="90"/>
+            </w:tcMar>
+          </w:tcPr>
+          <w:p>
+            <w:pPr>
+              <w:spacing w:after="0"/>
+            </w:pPr>
+            <w:r>
+              <w:rPr>
+                <w:rFonts w:ascii="Microsoft JhengHei" w:cs="Microsoft JhengHei" w:eastAsia="Microsoft JhengHei" w:hAnsi="Microsoft JhengHei"/>
+                <w:sz w:val="19"/>
+                <w:szCs w:val="19"/>
+              </w:rPr>
+              <w:t xml:space="preserve">畫面截圖</w:t>
+            </w:r>
+          </w:p>
+        </w:tc>
+        <w:tc>
+          <w:tcPr>
+            <w:tcW w:type="dxa" w:w="7785"/>
+            <w:tcMar>
+              <w:top w:type="dxa" w:w="60"/>
+              <w:left w:type="dxa" w:w="90"/>
+              <w:bottom w:type="dxa" w:w="60"/>
+              <w:right w:type="dxa" w:w="90"/>
+            </w:tcMar>
+          </w:tcPr>
+          <w:p>
+            <w:pPr>
+              <w:spacing w:after="0"/>
+            </w:pPr>
+            <w:r>
+              <w:rPr>
+                <w:rFonts w:ascii="Microsoft JhengHei" w:cs="Microsoft JhengHei" w:eastAsia="Microsoft JhengHei" w:hAnsi="Microsoft JhengHei"/>
+                <w:sz w:val="19"/>
+                <w:szCs w:val="19"/>
+              </w:rPr>
+              <w:t xml:space="preserve">以 Chrome DevTools Protocol 自動化擷取 vSphere Client 畫面（同一次實跑，非事後補拍）</w:t>
             </w:r>
           </w:p>
         </w:tc>
@@ -7243,6 +7293,143 @@
     </w:p>
     <w:p>
       <w:pPr>
+        <w:spacing w:after="120"/>
+      </w:pPr>
+      <w:r>
+        <w:rPr>
+          <w:rFonts w:ascii="Microsoft JhengHei" w:cs="Microsoft JhengHei" w:eastAsia="Microsoft JhengHei" w:hAnsi="Microsoft JhengHei"/>
+          <w:sz w:val="20"/>
+          <w:szCs w:val="20"/>
+        </w:rPr>
+        <w:t xml:space="preserve">vSphere Client 上的搬前狀態（舊 vC）：</w:t>
+      </w:r>
+    </w:p>
+    <w:p>
+      <w:pPr>
+        <w:keepNext/>
+        <w:spacing w:after="60" w:before="120"/>
+        <w:jc w:val="center"/>
+      </w:pPr>
+      <w:r>
+        <w:drawing>
+          <wp:inline distT="0" distB="0" distL="0" distR="0">
+            <wp:extent cx="6381750" cy="2857500"/>
+            <wp:effectExtent t="0" r="0" b="0" l="0"/>
+            <wp:docPr id="1" name="" descr="" title=""/>
+            <wp:cNvGraphicFramePr>
+              <a:graphicFrameLocks xmlns:a="http://schemas.openxmlformats.org/drawingml/2006/main" noChangeAspect="1"/>
+            </wp:cNvGraphicFramePr>
+            <a:graphic xmlns:a="http://schemas.openxmlformats.org/drawingml/2006/main">
+              <a:graphicData uri="http://schemas.openxmlformats.org/drawingml/2006/picture">
+                <pic:pic xmlns:pic="http://schemas.openxmlformats.org/drawingml/2006/picture">
+                  <pic:nvPicPr>
+                    <pic:cNvPr id="0" name="" descr=""/>
+                    <pic:cNvPicPr>
+                      <a:picLocks noChangeAspect="1" noChangeArrowheads="1"/>
+                    </pic:cNvPicPr>
+                  </pic:nvPicPr>
+                  <pic:blipFill>
+                    <a:blip r:embed="rId9" cstate="none"/>
+                    <a:srcRect/>
+                    <a:stretch>
+                      <a:fillRect/>
+                    </a:stretch>
+                  </pic:blipFill>
+                  <pic:spPr bwMode="auto">
+                    <a:xfrm>
+                      <a:off x="0" y="0"/>
+                      <a:ext cx="6381750" cy="2857500"/>
+                    </a:xfrm>
+                    <a:prstGeom prst="rect">
+                      <a:avLst/>
+                    </a:prstGeom>
+                  </pic:spPr>
+                </pic:pic>
+              </a:graphicData>
+            </a:graphic>
+          </wp:inline>
+        </w:drawing>
+      </w:r>
+    </w:p>
+    <w:p>
+      <w:pPr>
+        <w:spacing w:after="200"/>
+        <w:jc w:val="center"/>
+      </w:pPr>
+      <w:r>
+        <w:rPr>
+          <w:rFonts w:ascii="Microsoft JhengHei" w:cs="Microsoft JhengHei" w:eastAsia="Microsoft JhengHei" w:hAnsi="Microsoft JhengHei"/>
+          <w:color w:val="555555"/>
+          <w:sz w:val="18"/>
+          <w:szCs w:val="18"/>
+        </w:rPr>
+        <w:t xml:space="preserve">圖 1　舊 vC：資料夾樹 ZZ-Real/Sub 下有 zz-real-vm01、vm02 與範本 tpl01</w:t>
+      </w:r>
+    </w:p>
+    <w:p>
+      <w:pPr>
+        <w:keepNext/>
+        <w:spacing w:after="60" w:before="120"/>
+        <w:jc w:val="center"/>
+      </w:pPr>
+      <w:r>
+        <w:drawing>
+          <wp:inline distT="0" distB="0" distL="0" distR="0">
+            <wp:extent cx="6381750" cy="3609975"/>
+            <wp:effectExtent t="0" r="0" b="0" l="0"/>
+            <wp:docPr id="1" name="" descr="" title=""/>
+            <wp:cNvGraphicFramePr>
+              <a:graphicFrameLocks xmlns:a="http://schemas.openxmlformats.org/drawingml/2006/main" noChangeAspect="1"/>
+            </wp:cNvGraphicFramePr>
+            <a:graphic xmlns:a="http://schemas.openxmlformats.org/drawingml/2006/main">
+              <a:graphicData uri="http://schemas.openxmlformats.org/drawingml/2006/picture">
+                <pic:pic xmlns:pic="http://schemas.openxmlformats.org/drawingml/2006/picture">
+                  <pic:nvPicPr>
+                    <pic:cNvPr id="0" name="" descr=""/>
+                    <pic:cNvPicPr>
+                      <a:picLocks noChangeAspect="1" noChangeArrowheads="1"/>
+                    </pic:cNvPicPr>
+                  </pic:nvPicPr>
+                  <pic:blipFill>
+                    <a:blip r:embed="rId10" cstate="none"/>
+                    <a:srcRect/>
+                    <a:stretch>
+                      <a:fillRect/>
+                    </a:stretch>
+                  </pic:blipFill>
+                  <pic:spPr bwMode="auto">
+                    <a:xfrm>
+                      <a:off x="0" y="0"/>
+                      <a:ext cx="6381750" cy="3609975"/>
+                    </a:xfrm>
+                    <a:prstGeom prst="rect">
+                      <a:avLst/>
+                    </a:prstGeom>
+                  </pic:spPr>
+                </pic:pic>
+              </a:graphicData>
+            </a:graphic>
+          </wp:inline>
+        </w:drawing>
+      </w:r>
+    </w:p>
+    <w:p>
+      <w:pPr>
+        <w:spacing w:after="200"/>
+        <w:jc w:val="center"/>
+      </w:pPr>
+      <w:r>
+        <w:rPr>
+          <w:rFonts w:ascii="Microsoft JhengHei" w:cs="Microsoft JhengHei" w:eastAsia="Microsoft JhengHei" w:hAnsi="Microsoft JhengHei"/>
+          <w:color w:val="555555"/>
+          <w:sz w:val="18"/>
+          <w:szCs w:val="18"/>
+        </w:rPr>
+        <w:t xml:space="preserve">圖 2　舊 vC：zz-real-vm01 的 Tags（prod / zz-real-env）、Notes、Custom Attributes（zz-real-owner）</w:t>
+      </w:r>
+    </w:p>
+    <w:p>
+      <w:pPr>
         <w:pStyle w:val="Heading2"/>
         <w:spacing w:after="120" w:before="280"/>
       </w:pPr>
@@ -7632,6 +7819,68 @@
     </w:p>
     <w:p>
       <w:pPr>
+        <w:keepNext/>
+        <w:spacing w:after="60" w:before="120"/>
+        <w:jc w:val="center"/>
+      </w:pPr>
+      <w:r>
+        <w:drawing>
+          <wp:inline distT="0" distB="0" distL="0" distR="0">
+            <wp:extent cx="6381750" cy="3505200"/>
+            <wp:effectExtent t="0" r="0" b="0" l="0"/>
+            <wp:docPr id="1" name="" descr="" title=""/>
+            <wp:cNvGraphicFramePr>
+              <a:graphicFrameLocks xmlns:a="http://schemas.openxmlformats.org/drawingml/2006/main" noChangeAspect="1"/>
+            </wp:cNvGraphicFramePr>
+            <a:graphic xmlns:a="http://schemas.openxmlformats.org/drawingml/2006/main">
+              <a:graphicData uri="http://schemas.openxmlformats.org/drawingml/2006/picture">
+                <pic:pic xmlns:pic="http://schemas.openxmlformats.org/drawingml/2006/picture">
+                  <pic:nvPicPr>
+                    <pic:cNvPr id="0" name="" descr=""/>
+                    <pic:cNvPicPr>
+                      <a:picLocks noChangeAspect="1" noChangeArrowheads="1"/>
+                    </pic:cNvPicPr>
+                  </pic:nvPicPr>
+                  <pic:blipFill>
+                    <a:blip r:embed="rId11" cstate="none"/>
+                    <a:srcRect/>
+                    <a:stretch>
+                      <a:fillRect/>
+                    </a:stretch>
+                  </pic:blipFill>
+                  <pic:spPr bwMode="auto">
+                    <a:xfrm>
+                      <a:off x="0" y="0"/>
+                      <a:ext cx="6381750" cy="3505200"/>
+                    </a:xfrm>
+                    <a:prstGeom prst="rect">
+                      <a:avLst/>
+                    </a:prstGeom>
+                  </pic:spPr>
+                </pic:pic>
+              </a:graphicData>
+            </a:graphic>
+          </wp:inline>
+        </w:drawing>
+      </w:r>
+    </w:p>
+    <w:p>
+      <w:pPr>
+        <w:spacing w:after="200"/>
+        <w:jc w:val="center"/>
+      </w:pPr>
+      <w:r>
+        <w:rPr>
+          <w:rFonts w:ascii="Microsoft JhengHei" w:cs="Microsoft JhengHei" w:eastAsia="Microsoft JhengHei" w:hAnsi="Microsoft JhengHei"/>
+          <w:color w:val="555555"/>
+          <w:sz w:val="18"/>
+          <w:szCs w:val="18"/>
+        </w:rPr>
+        <w:t xml:space="preserve">圖 3　新 vC：動 1 之後 ZZ-Real/Sub 已建好但還是空的；Recent Tasks 可見腳本建立資料夾的工作</w:t>
+      </w:r>
+    </w:p>
+    <w:p>
+      <w:pPr>
         <w:pStyle w:val="Heading2"/>
         <w:spacing w:after="120" w:before="280"/>
       </w:pPr>
@@ -7800,6 +8049,130 @@
     </w:p>
     <w:p>
       <w:pPr>
+        <w:keepNext/>
+        <w:spacing w:after="60" w:before="120"/>
+        <w:jc w:val="center"/>
+      </w:pPr>
+      <w:r>
+        <w:drawing>
+          <wp:inline distT="0" distB="0" distL="0" distR="0">
+            <wp:extent cx="6381750" cy="1247775"/>
+            <wp:effectExtent t="0" r="0" b="0" l="0"/>
+            <wp:docPr id="1" name="" descr="" title=""/>
+            <wp:cNvGraphicFramePr>
+              <a:graphicFrameLocks xmlns:a="http://schemas.openxmlformats.org/drawingml/2006/main" noChangeAspect="1"/>
+            </wp:cNvGraphicFramePr>
+            <a:graphic xmlns:a="http://schemas.openxmlformats.org/drawingml/2006/main">
+              <a:graphicData uri="http://schemas.openxmlformats.org/drawingml/2006/picture">
+                <pic:pic xmlns:pic="http://schemas.openxmlformats.org/drawingml/2006/picture">
+                  <pic:nvPicPr>
+                    <pic:cNvPr id="0" name="" descr=""/>
+                    <pic:cNvPicPr>
+                      <a:picLocks noChangeAspect="1" noChangeArrowheads="1"/>
+                    </pic:cNvPicPr>
+                  </pic:nvPicPr>
+                  <pic:blipFill>
+                    <a:blip r:embed="rId12" cstate="none"/>
+                    <a:srcRect/>
+                    <a:stretch>
+                      <a:fillRect/>
+                    </a:stretch>
+                  </pic:blipFill>
+                  <pic:spPr bwMode="auto">
+                    <a:xfrm>
+                      <a:off x="0" y="0"/>
+                      <a:ext cx="6381750" cy="1247775"/>
+                    </a:xfrm>
+                    <a:prstGeom prst="rect">
+                      <a:avLst/>
+                    </a:prstGeom>
+                  </pic:spPr>
+                </pic:pic>
+              </a:graphicData>
+            </a:graphic>
+          </wp:inline>
+        </w:drawing>
+      </w:r>
+    </w:p>
+    <w:p>
+      <w:pPr>
+        <w:spacing w:after="200"/>
+        <w:jc w:val="center"/>
+      </w:pPr>
+      <w:r>
+        <w:rPr>
+          <w:rFonts w:ascii="Microsoft JhengHei" w:cs="Microsoft JhengHei" w:eastAsia="Microsoft JhengHei" w:hAnsi="Microsoft JhengHei"/>
+          <w:color w:val="555555"/>
+          <w:sz w:val="18"/>
+          <w:szCs w:val="18"/>
+        </w:rPr>
+        <w:t xml:space="preserve">圖 4　新 vC：Tags &amp; Custom Attributes → Tags，篩 zz-real 只有 prod / zz-real-env（動 2 建的）</w:t>
+      </w:r>
+    </w:p>
+    <w:p>
+      <w:pPr>
+        <w:keepNext/>
+        <w:spacing w:after="60" w:before="120"/>
+        <w:jc w:val="center"/>
+      </w:pPr>
+      <w:r>
+        <w:drawing>
+          <wp:inline distT="0" distB="0" distL="0" distR="0">
+            <wp:extent cx="6381750" cy="1628775"/>
+            <wp:effectExtent t="0" r="0" b="0" l="0"/>
+            <wp:docPr id="1" name="" descr="" title=""/>
+            <wp:cNvGraphicFramePr>
+              <a:graphicFrameLocks xmlns:a="http://schemas.openxmlformats.org/drawingml/2006/main" noChangeAspect="1"/>
+            </wp:cNvGraphicFramePr>
+            <a:graphic xmlns:a="http://schemas.openxmlformats.org/drawingml/2006/main">
+              <a:graphicData uri="http://schemas.openxmlformats.org/drawingml/2006/picture">
+                <pic:pic xmlns:pic="http://schemas.openxmlformats.org/drawingml/2006/picture">
+                  <pic:nvPicPr>
+                    <pic:cNvPr id="0" name="" descr=""/>
+                    <pic:cNvPicPr>
+                      <a:picLocks noChangeAspect="1" noChangeArrowheads="1"/>
+                    </pic:cNvPicPr>
+                  </pic:nvPicPr>
+                  <pic:blipFill>
+                    <a:blip r:embed="rId13" cstate="none"/>
+                    <a:srcRect/>
+                    <a:stretch>
+                      <a:fillRect/>
+                    </a:stretch>
+                  </pic:blipFill>
+                  <pic:spPr bwMode="auto">
+                    <a:xfrm>
+                      <a:off x="0" y="0"/>
+                      <a:ext cx="6381750" cy="1628775"/>
+                    </a:xfrm>
+                    <a:prstGeom prst="rect">
+                      <a:avLst/>
+                    </a:prstGeom>
+                  </pic:spPr>
+                </pic:pic>
+              </a:graphicData>
+            </a:graphic>
+          </wp:inline>
+        </w:drawing>
+      </w:r>
+    </w:p>
+    <w:p>
+      <w:pPr>
+        <w:spacing w:after="200"/>
+        <w:jc w:val="center"/>
+      </w:pPr>
+      <w:r>
+        <w:rPr>
+          <w:rFonts w:ascii="Microsoft JhengHei" w:cs="Microsoft JhengHei" w:eastAsia="Microsoft JhengHei" w:hAnsi="Microsoft JhengHei"/>
+          <w:color w:val="555555"/>
+          <w:sz w:val="18"/>
+          <w:szCs w:val="18"/>
+        </w:rPr>
+        <w:t xml:space="preserve">圖 5　新 vC：Custom Attributes 清單已有 zz-real-owner（Virtual Machine 型）</w:t>
+      </w:r>
+    </w:p>
+    <w:p>
+      <w:pPr>
         <w:pStyle w:val="Heading2"/>
         <w:spacing w:after="120" w:before="280"/>
       </w:pPr>
@@ -8071,6 +8444,68 @@
     </w:p>
     <w:p>
       <w:pPr>
+        <w:keepNext/>
+        <w:spacing w:after="60" w:before="120"/>
+        <w:jc w:val="center"/>
+      </w:pPr>
+      <w:r>
+        <w:drawing>
+          <wp:inline distT="0" distB="0" distL="0" distR="0">
+            <wp:extent cx="6381750" cy="2857500"/>
+            <wp:effectExtent t="0" r="0" b="0" l="0"/>
+            <wp:docPr id="1" name="" descr="" title=""/>
+            <wp:cNvGraphicFramePr>
+              <a:graphicFrameLocks xmlns:a="http://schemas.openxmlformats.org/drawingml/2006/main" noChangeAspect="1"/>
+            </wp:cNvGraphicFramePr>
+            <a:graphic xmlns:a="http://schemas.openxmlformats.org/drawingml/2006/main">
+              <a:graphicData uri="http://schemas.openxmlformats.org/drawingml/2006/picture">
+                <pic:pic xmlns:pic="http://schemas.openxmlformats.org/drawingml/2006/picture">
+                  <pic:nvPicPr>
+                    <pic:cNvPr id="0" name="" descr=""/>
+                    <pic:cNvPicPr>
+                      <a:picLocks noChangeAspect="1" noChangeArrowheads="1"/>
+                    </pic:cNvPicPr>
+                  </pic:nvPicPr>
+                  <pic:blipFill>
+                    <a:blip r:embed="rId14" cstate="none"/>
+                    <a:srcRect/>
+                    <a:stretch>
+                      <a:fillRect/>
+                    </a:stretch>
+                  </pic:blipFill>
+                  <pic:spPr bwMode="auto">
+                    <a:xfrm>
+                      <a:off x="0" y="0"/>
+                      <a:ext cx="6381750" cy="2857500"/>
+                    </a:xfrm>
+                    <a:prstGeom prst="rect">
+                      <a:avLst/>
+                    </a:prstGeom>
+                  </pic:spPr>
+                </pic:pic>
+              </a:graphicData>
+            </a:graphic>
+          </wp:inline>
+        </w:drawing>
+      </w:r>
+    </w:p>
+    <w:p>
+      <w:pPr>
+        <w:spacing w:after="200"/>
+        <w:jc w:val="center"/>
+      </w:pPr>
+      <w:r>
+        <w:rPr>
+          <w:rFonts w:ascii="Microsoft JhengHei" w:cs="Microsoft JhengHei" w:eastAsia="Microsoft JhengHei" w:hAnsi="Microsoft JhengHei"/>
+          <w:color w:val="555555"/>
+          <w:sz w:val="18"/>
+          <w:szCs w:val="18"/>
+        </w:rPr>
+        <w:t xml:space="preserve">圖 6　舊 vC：動 3 之後 ZZ-Real/Sub 已空（VM 移出 inventory，檔案還在 datastore）</w:t>
+      </w:r>
+    </w:p>
+    <w:p>
+      <w:pPr>
         <w:pStyle w:val="Heading2"/>
         <w:spacing w:after="120" w:before="280"/>
       </w:pPr>
@@ -8366,6 +8801,130 @@
     </w:p>
     <w:p>
       <w:pPr>
+        <w:keepNext/>
+        <w:spacing w:after="60" w:before="120"/>
+        <w:jc w:val="center"/>
+      </w:pPr>
+      <w:r>
+        <w:drawing>
+          <wp:inline distT="0" distB="0" distL="0" distR="0">
+            <wp:extent cx="6381750" cy="3505200"/>
+            <wp:effectExtent t="0" r="0" b="0" l="0"/>
+            <wp:docPr id="1" name="" descr="" title=""/>
+            <wp:cNvGraphicFramePr>
+              <a:graphicFrameLocks xmlns:a="http://schemas.openxmlformats.org/drawingml/2006/main" noChangeAspect="1"/>
+            </wp:cNvGraphicFramePr>
+            <a:graphic xmlns:a="http://schemas.openxmlformats.org/drawingml/2006/main">
+              <a:graphicData uri="http://schemas.openxmlformats.org/drawingml/2006/picture">
+                <pic:pic xmlns:pic="http://schemas.openxmlformats.org/drawingml/2006/picture">
+                  <pic:nvPicPr>
+                    <pic:cNvPr id="0" name="" descr=""/>
+                    <pic:cNvPicPr>
+                      <a:picLocks noChangeAspect="1" noChangeArrowheads="1"/>
+                    </pic:cNvPicPr>
+                  </pic:nvPicPr>
+                  <pic:blipFill>
+                    <a:blip r:embed="rId15" cstate="none"/>
+                    <a:srcRect/>
+                    <a:stretch>
+                      <a:fillRect/>
+                    </a:stretch>
+                  </pic:blipFill>
+                  <pic:spPr bwMode="auto">
+                    <a:xfrm>
+                      <a:off x="0" y="0"/>
+                      <a:ext cx="6381750" cy="3505200"/>
+                    </a:xfrm>
+                    <a:prstGeom prst="rect">
+                      <a:avLst/>
+                    </a:prstGeom>
+                  </pic:spPr>
+                </pic:pic>
+              </a:graphicData>
+            </a:graphic>
+          </wp:inline>
+        </w:drawing>
+      </w:r>
+    </w:p>
+    <w:p>
+      <w:pPr>
+        <w:spacing w:after="200"/>
+        <w:jc w:val="center"/>
+      </w:pPr>
+      <w:r>
+        <w:rPr>
+          <w:rFonts w:ascii="Microsoft JhengHei" w:cs="Microsoft JhengHei" w:eastAsia="Microsoft JhengHei" w:hAnsi="Microsoft JhengHei"/>
+          <w:color w:val="555555"/>
+          <w:sz w:val="18"/>
+          <w:szCs w:val="18"/>
+        </w:rPr>
+        <w:t xml:space="preserve">圖 7　新 vC：動 4 之後 ZZ-Real/Sub 的 VMs 頁有 vm01、vm02（範本在 VM Templates 頁）；Recent Tasks 為「登錄虛擬機器」</w:t>
+      </w:r>
+    </w:p>
+    <w:p>
+      <w:pPr>
+        <w:keepNext/>
+        <w:spacing w:after="60" w:before="120"/>
+        <w:jc w:val="center"/>
+      </w:pPr>
+      <w:r>
+        <w:drawing>
+          <wp:inline distT="0" distB="0" distL="0" distR="0">
+            <wp:extent cx="6381750" cy="3057525"/>
+            <wp:effectExtent t="0" r="0" b="0" l="0"/>
+            <wp:docPr id="1" name="" descr="" title=""/>
+            <wp:cNvGraphicFramePr>
+              <a:graphicFrameLocks xmlns:a="http://schemas.openxmlformats.org/drawingml/2006/main" noChangeAspect="1"/>
+            </wp:cNvGraphicFramePr>
+            <a:graphic xmlns:a="http://schemas.openxmlformats.org/drawingml/2006/main">
+              <a:graphicData uri="http://schemas.openxmlformats.org/drawingml/2006/picture">
+                <pic:pic xmlns:pic="http://schemas.openxmlformats.org/drawingml/2006/picture">
+                  <pic:nvPicPr>
+                    <pic:cNvPr id="0" name="" descr=""/>
+                    <pic:cNvPicPr>
+                      <a:picLocks noChangeAspect="1" noChangeArrowheads="1"/>
+                    </pic:cNvPicPr>
+                  </pic:nvPicPr>
+                  <pic:blipFill>
+                    <a:blip r:embed="rId16" cstate="none"/>
+                    <a:srcRect/>
+                    <a:stretch>
+                      <a:fillRect/>
+                    </a:stretch>
+                  </pic:blipFill>
+                  <pic:spPr bwMode="auto">
+                    <a:xfrm>
+                      <a:off x="0" y="0"/>
+                      <a:ext cx="6381750" cy="3057525"/>
+                    </a:xfrm>
+                    <a:prstGeom prst="rect">
+                      <a:avLst/>
+                    </a:prstGeom>
+                  </pic:spPr>
+                </pic:pic>
+              </a:graphicData>
+            </a:graphic>
+          </wp:inline>
+        </w:drawing>
+      </w:r>
+    </w:p>
+    <w:p>
+      <w:pPr>
+        <w:spacing w:after="200"/>
+        <w:jc w:val="center"/>
+      </w:pPr>
+      <w:r>
+        <w:rPr>
+          <w:rFonts w:ascii="Microsoft JhengHei" w:cs="Microsoft JhengHei" w:eastAsia="Microsoft JhengHei" w:hAnsi="Microsoft JhengHei"/>
+          <w:color w:val="555555"/>
+          <w:sz w:val="18"/>
+          <w:szCs w:val="18"/>
+        </w:rPr>
+        <w:t xml:space="preserve">圖 8　新 vC：動 5 之前的 zz-real-vm01——Notes 已在（vmx 自帶），Tags 是 No tags assigned</w:t>
+      </w:r>
+    </w:p>
+    <w:p>
+      <w:pPr>
         <w:pStyle w:val="Heading2"/>
         <w:spacing w:after="120" w:before="280"/>
       </w:pPr>
@@ -8563,6 +9122,130 @@
       <w:pPr>
         <w:spacing w:after="100"/>
       </w:pPr>
+    </w:p>
+    <w:p>
+      <w:pPr>
+        <w:keepNext/>
+        <w:spacing w:after="60" w:before="120"/>
+        <w:jc w:val="center"/>
+      </w:pPr>
+      <w:r>
+        <w:drawing>
+          <wp:inline distT="0" distB="0" distL="0" distR="0">
+            <wp:extent cx="6381750" cy="3057525"/>
+            <wp:effectExtent t="0" r="0" b="0" l="0"/>
+            <wp:docPr id="1" name="" descr="" title=""/>
+            <wp:cNvGraphicFramePr>
+              <a:graphicFrameLocks xmlns:a="http://schemas.openxmlformats.org/drawingml/2006/main" noChangeAspect="1"/>
+            </wp:cNvGraphicFramePr>
+            <a:graphic xmlns:a="http://schemas.openxmlformats.org/drawingml/2006/main">
+              <a:graphicData uri="http://schemas.openxmlformats.org/drawingml/2006/picture">
+                <pic:pic xmlns:pic="http://schemas.openxmlformats.org/drawingml/2006/picture">
+                  <pic:nvPicPr>
+                    <pic:cNvPr id="0" name="" descr=""/>
+                    <pic:cNvPicPr>
+                      <a:picLocks noChangeAspect="1" noChangeArrowheads="1"/>
+                    </pic:cNvPicPr>
+                  </pic:nvPicPr>
+                  <pic:blipFill>
+                    <a:blip r:embed="rId17" cstate="none"/>
+                    <a:srcRect/>
+                    <a:stretch>
+                      <a:fillRect/>
+                    </a:stretch>
+                  </pic:blipFill>
+                  <pic:spPr bwMode="auto">
+                    <a:xfrm>
+                      <a:off x="0" y="0"/>
+                      <a:ext cx="6381750" cy="3057525"/>
+                    </a:xfrm>
+                    <a:prstGeom prst="rect">
+                      <a:avLst/>
+                    </a:prstGeom>
+                  </pic:spPr>
+                </pic:pic>
+              </a:graphicData>
+            </a:graphic>
+          </wp:inline>
+        </w:drawing>
+      </w:r>
+    </w:p>
+    <w:p>
+      <w:pPr>
+        <w:spacing w:after="200"/>
+        <w:jc w:val="center"/>
+      </w:pPr>
+      <w:r>
+        <w:rPr>
+          <w:rFonts w:ascii="Microsoft JhengHei" w:cs="Microsoft JhengHei" w:eastAsia="Microsoft JhengHei" w:hAnsi="Microsoft JhengHei"/>
+          <w:color w:val="555555"/>
+          <w:sz w:val="18"/>
+          <w:szCs w:val="18"/>
+        </w:rPr>
+        <w:t xml:space="preserve">圖 9　新 vC：動 5 之後 zz-real-vm01 的 Tags 已是 prod / zz-real-env</w:t>
+      </w:r>
+    </w:p>
+    <w:p>
+      <w:pPr>
+        <w:keepNext/>
+        <w:spacing w:after="60" w:before="120"/>
+        <w:jc w:val="center"/>
+      </w:pPr>
+      <w:r>
+        <w:drawing>
+          <wp:inline distT="0" distB="0" distL="0" distR="0">
+            <wp:extent cx="6381750" cy="3057525"/>
+            <wp:effectExtent t="0" r="0" b="0" l="0"/>
+            <wp:docPr id="1" name="" descr="" title=""/>
+            <wp:cNvGraphicFramePr>
+              <a:graphicFrameLocks xmlns:a="http://schemas.openxmlformats.org/drawingml/2006/main" noChangeAspect="1"/>
+            </wp:cNvGraphicFramePr>
+            <a:graphic xmlns:a="http://schemas.openxmlformats.org/drawingml/2006/main">
+              <a:graphicData uri="http://schemas.openxmlformats.org/drawingml/2006/picture">
+                <pic:pic xmlns:pic="http://schemas.openxmlformats.org/drawingml/2006/picture">
+                  <pic:nvPicPr>
+                    <pic:cNvPr id="0" name="" descr=""/>
+                    <pic:cNvPicPr>
+                      <a:picLocks noChangeAspect="1" noChangeArrowheads="1"/>
+                    </pic:cNvPicPr>
+                  </pic:nvPicPr>
+                  <pic:blipFill>
+                    <a:blip r:embed="rId18" cstate="none"/>
+                    <a:srcRect/>
+                    <a:stretch>
+                      <a:fillRect/>
+                    </a:stretch>
+                  </pic:blipFill>
+                  <pic:spPr bwMode="auto">
+                    <a:xfrm>
+                      <a:off x="0" y="0"/>
+                      <a:ext cx="6381750" cy="3057525"/>
+                    </a:xfrm>
+                    <a:prstGeom prst="rect">
+                      <a:avLst/>
+                    </a:prstGeom>
+                  </pic:spPr>
+                </pic:pic>
+              </a:graphicData>
+            </a:graphic>
+          </wp:inline>
+        </w:drawing>
+      </w:r>
+    </w:p>
+    <w:p>
+      <w:pPr>
+        <w:spacing w:after="200"/>
+        <w:jc w:val="center"/>
+      </w:pPr>
+      <w:r>
+        <w:rPr>
+          <w:rFonts w:ascii="Microsoft JhengHei" w:cs="Microsoft JhengHei" w:eastAsia="Microsoft JhengHei" w:hAnsi="Microsoft JhengHei"/>
+          <w:color w:val="555555"/>
+          <w:sz w:val="18"/>
+          <w:szCs w:val="18"/>
+        </w:rPr>
+        <w:t xml:space="preserve">圖 10　新 vC：Custom Attributes 卡片 zz-real-owner = 基礎架構組-zz-real-vm01，與舊 vC 一致</w:t>
+      </w:r>
     </w:p>
     <w:p>
       <w:pPr>

--- a/docs/vCenter跨站搬移工具-使用手冊與實測報告.docx
+++ b/docs/vCenter跨站搬移工具-使用手冊與實測報告.docx
@@ -4439,7 +4439,57 @@
                 <w:sz w:val="19"/>
                 <w:szCs w:val="19"/>
               </w:rPr>
-              <w:t xml:space="preserve">清單裡 vmx 在這些 datastore 上的 VM</w:t>
+              <w:t xml:space="preserve">清單裡 vmx 在這些 datastore 上的 VM（= VM 的 home datastore）</w:t>
+            </w:r>
+          </w:p>
+        </w:tc>
+      </w:tr>
+      <w:tr>
+        <w:tc>
+          <w:tcPr>
+            <w:tcW w:type="dxa" w:w="2966"/>
+            <w:tcMar>
+              <w:top w:type="dxa" w:w="60"/>
+              <w:left w:type="dxa" w:w="90"/>
+              <w:bottom w:type="dxa" w:w="60"/>
+              <w:right w:type="dxa" w:w="90"/>
+            </w:tcMar>
+          </w:tcPr>
+          <w:p>
+            <w:pPr>
+              <w:spacing w:after="0"/>
+            </w:pPr>
+            <w:r>
+              <w:rPr>
+                <w:rFonts w:ascii="Microsoft JhengHei" w:cs="Microsoft JhengHei" w:eastAsia="Microsoft JhengHei" w:hAnsi="Microsoft JhengHei"/>
+                <w:sz w:val="19"/>
+                <w:szCs w:val="19"/>
+              </w:rPr>
+              <w:t xml:space="preserve">-Lun naa.6000… / 尾碼</w:t>
+            </w:r>
+          </w:p>
+        </w:tc>
+        <w:tc>
+          <w:tcPr>
+            <w:tcW w:type="dxa" w:w="6672"/>
+            <w:tcMar>
+              <w:top w:type="dxa" w:w="60"/>
+              <w:left w:type="dxa" w:w="90"/>
+              <w:bottom w:type="dxa" w:w="60"/>
+              <w:right w:type="dxa" w:w="90"/>
+            </w:tcMar>
+          </w:tcPr>
+          <w:p>
+            <w:pPr>
+              <w:spacing w:after="0"/>
+            </w:pPr>
+            <w:r>
+              <w:rPr>
+                <w:rFonts w:ascii="Microsoft JhengHei" w:cs="Microsoft JhengHei" w:eastAsia="Microsoft JhengHei" w:hAnsi="Microsoft JhengHei"/>
+                <w:sz w:val="19"/>
+                <w:szCs w:val="19"/>
+              </w:rPr>
+              <w:t xml:space="preserve">儲存端給的 LUN ID：用 VMFS extent 反查落在上面的 datastore，效果同 -Datastore</w:t>
             </w:r>
           </w:p>
         </w:tc>
@@ -4734,7 +4784,25 @@
           <w:sz w:val="20"/>
           <w:szCs w:val="20"/>
         </w:rPr>
-        <w:t xml:space="preserve">同名多台跳過（SkippedAmbiguous）；不接受「全部」，一定要給 -Datastore / -Cluster / -VMHost / -Folder / -VM 其中一個。</w:t>
+        <w:t xml:space="preserve">同名多台跳過（SkippedAmbiguous）；不接受「全部」，一定要給 -Datastore / -Lun / -Cluster / -VMHost / -Folder / -VM 其中一個。</w:t>
+      </w:r>
+    </w:p>
+    <w:p>
+      <w:pPr>
+        <w:pStyle w:val="ListParagraph"/>
+        <w:numPr>
+          <w:ilvl w:val="0"/>
+          <w:numId w:val="2"/>
+        </w:numPr>
+        <w:spacing w:after="60"/>
+      </w:pPr>
+      <w:r>
+        <w:rPr>
+          <w:rFonts w:ascii="Microsoft JhengHei" w:cs="Microsoft JhengHei" w:eastAsia="Microsoft JhengHei" w:hAnsi="Microsoft JhengHei"/>
+          <w:sz w:val="20"/>
+          <w:szCs w:val="20"/>
+        </w:rPr>
+        <w:t xml:space="preserve">跨 datastore 的 VM 只警告不擋：名單內有 vmdk 在別顆（WarnDiskElsewhere）、名單外卻有 vmdk 在這顆（WarnDiskOnDatastore）——只搬一顆 LUN 這兩種都會壞，先把碟搬齊或一起搬。</w:t>
       </w:r>
     </w:p>
     <w:p>

--- a/docs/vCenter跨站搬移工具-使用手冊與實測報告.docx
+++ b/docs/vCenter跨站搬移工具-使用手冊與實測報告.docx
@@ -4465,56 +4465,6 @@
                 <w:sz w:val="19"/>
                 <w:szCs w:val="19"/>
               </w:rPr>
-              <w:t xml:space="preserve">-Lun naa.6000… / 尾碼</w:t>
-            </w:r>
-          </w:p>
-        </w:tc>
-        <w:tc>
-          <w:tcPr>
-            <w:tcW w:type="dxa" w:w="6672"/>
-            <w:tcMar>
-              <w:top w:type="dxa" w:w="60"/>
-              <w:left w:type="dxa" w:w="90"/>
-              <w:bottom w:type="dxa" w:w="60"/>
-              <w:right w:type="dxa" w:w="90"/>
-            </w:tcMar>
-          </w:tcPr>
-          <w:p>
-            <w:pPr>
-              <w:spacing w:after="0"/>
-            </w:pPr>
-            <w:r>
-              <w:rPr>
-                <w:rFonts w:ascii="Microsoft JhengHei" w:cs="Microsoft JhengHei" w:eastAsia="Microsoft JhengHei" w:hAnsi="Microsoft JhengHei"/>
-                <w:sz w:val="19"/>
-                <w:szCs w:val="19"/>
-              </w:rPr>
-              <w:t xml:space="preserve">儲存端給的 LUN ID：用 VMFS extent 反查落在上面的 datastore，效果同 -Datastore</w:t>
-            </w:r>
-          </w:p>
-        </w:tc>
-      </w:tr>
-      <w:tr>
-        <w:tc>
-          <w:tcPr>
-            <w:tcW w:type="dxa" w:w="2966"/>
-            <w:tcMar>
-              <w:top w:type="dxa" w:w="60"/>
-              <w:left w:type="dxa" w:w="90"/>
-              <w:bottom w:type="dxa" w:w="60"/>
-              <w:right w:type="dxa" w:w="90"/>
-            </w:tcMar>
-          </w:tcPr>
-          <w:p>
-            <w:pPr>
-              <w:spacing w:after="0"/>
-            </w:pPr>
-            <w:r>
-              <w:rPr>
-                <w:rFonts w:ascii="Microsoft JhengHei" w:cs="Microsoft JhengHei" w:eastAsia="Microsoft JhengHei" w:hAnsi="Microsoft JhengHei"/>
-                <w:sz w:val="19"/>
-                <w:szCs w:val="19"/>
-              </w:rPr>
               <w:t xml:space="preserve">-Folder 'Linux'</w:t>
             </w:r>
           </w:p>
@@ -4784,7 +4734,7 @@
           <w:sz w:val="20"/>
           <w:szCs w:val="20"/>
         </w:rPr>
-        <w:t xml:space="preserve">同名多台跳過（SkippedAmbiguous）；不接受「全部」，一定要給 -Datastore / -Lun / -Cluster / -VMHost / -Folder / -VM 其中一個。</w:t>
+        <w:t xml:space="preserve">同名多台跳過（SkippedAmbiguous）；不接受「全部」，一定要給 -Datastore / -Cluster / -VMHost / -Folder / -VM 其中一個。</w:t>
       </w:r>
     </w:p>
     <w:p>
